--- a/docs/Малышева К.А. ВР-23 Задание 3.docx
+++ b/docs/Малышева К.А. ВР-23 Задание 3.docx
@@ -1128,7 +1128,7 @@
           <w:b w:val="0"/>
           <w:bCs/>
         </w:rPr>
-        <w:t>Система должна открывать расписание врачей не дольше чем за 3 секунды при стандартной нагрузке.</w:t>
+        <w:t>Система должна открывать расписание врачей на выбранный день не дольше чем за 3 секунды при одновременной работе пяти пользователей и объёме базы до 10 000 пациентов и 50 000 записей на приём. Условия проверки: сервер с четырьмя процессорными ядрами, 8 ГБ оперативной памяти и SSD, внутренняя сеть не менее 100 Мбит/с. Время измеряется от команды открытия расписания до его полного отображения.</w:t>
       </w:r>
     </w:p>
     <w:p>
@@ -1405,6 +1405,7 @@
           <w:b w:val="0"/>
           <w:bCs/>
         </w:rPr>
+        <w:lastRenderedPageBreak/>
         <w:t xml:space="preserve"> </w:t>
       </w:r>
       <w:r>
@@ -1412,7 +1413,7 @@
           <w:b w:val="0"/>
           <w:bCs/>
         </w:rPr>
-        <w:t>Система должна выполнять резервное копирование данных, чтобы снизить риск потери информации при технических сбоях.</w:t>
+        <w:t>Система должна ежедневно в 02:00 по московскому времени создавать резервную копию базы данных на отдельном носителе и хранить семь последних успешно созданных копий.</w:t>
       </w:r>
     </w:p>
     <w:p>
@@ -1432,7 +1433,6 @@
           <w:b w:val="0"/>
           <w:bCs/>
         </w:rPr>
-        <w:lastRenderedPageBreak/>
         <w:t xml:space="preserve"> </w:t>
       </w:r>
       <w:r>
@@ -1467,7 +1467,7 @@
           <w:b w:val="0"/>
           <w:bCs/>
         </w:rPr>
-        <w:t>Система должна обеспечивать восстановление данных из резервной копии в случае сбоя или повреждения базы данных.</w:t>
+        <w:t>Восстановление базы данных из последней успешно созданной резервной копии должно занимать не более 60 минут с момента запуска восстановления. Допустимая потеря данных — не более чем за последние 24 часа.</w:t>
       </w:r>
     </w:p>
     <w:p>
@@ -1594,19 +1594,7 @@
         <w:rPr>
           <w:b w:val="0"/>
         </w:rPr>
-        <w:t xml:space="preserve"> </w:t>
-      </w:r>
-      <w:r>
-        <w:rPr>
-          <w:b w:val="0"/>
-        </w:rPr>
-        <w:t>З</w:t>
-      </w:r>
-      <w:r>
-        <w:rPr>
-          <w:b w:val="0"/>
-        </w:rPr>
-        <w:t>апись пациента на прием</w:t>
+        <w:t xml:space="preserve"> Запись пациента на прием</w:t>
       </w:r>
       <w:r>
         <w:rPr>
@@ -2027,6 +2015,9 @@
         <w:keepNext/>
       </w:pPr>
       <w:r>
+        <w:rPr>
+          <w:noProof/>
+        </w:rPr>
         <w:lastRenderedPageBreak/>
         <w:drawing>
           <wp:inline distT="0" distB="0" distL="0" distR="0" wp14:anchorId="0D683AF6" wp14:editId="54B12081">
@@ -2661,6 +2652,7 @@
         <w:rPr>
           <w:b w:val="0"/>
           <w:bCs/>
+          <w:noProof/>
         </w:rPr>
         <w:lastRenderedPageBreak/>
         <w:drawing>

--- a/docs/Малышева К.А. ВР-23 Задание 3.docx
+++ b/docs/Малышева К.А. ВР-23 Задание 3.docx
@@ -1889,7 +1889,13 @@
         <w:rPr>
           <w:b w:val="0"/>
         </w:rPr>
-        <w:t xml:space="preserve">Система сохраняет запись пациента. </w:t>
+        <w:t>Система сохраняет запись пациента со статусом «Запланирована».</w:t>
+      </w:r>
+      <w:r>
+        <w:rPr>
+          <w:b w:val="0"/>
+        </w:rPr>
+        <w:t xml:space="preserve"> </w:t>
       </w:r>
     </w:p>
     <w:p>
